--- a/courts/tenth-circuit/wyoming/federal/bankruptcy-district/motion-brief/docx/reference.docx
+++ b/courts/tenth-circuit/wyoming/federal/bankruptcy-district/motion-brief/docx/reference.docx
@@ -336,7 +336,7 @@
     </w:pPr>
     <w:r>
       <w:rPr>
-        <w:rFonts w:ascii="EB Garamond" w:hAnsi="EB Garamond" w:eastAsia="EB Garamond" w:cs="EB Garamond"/>
+        <w:rFonts w:ascii="Times New Roman" w:hAnsi="Times New Roman" w:eastAsia="Times New Roman" w:cs="Times New Roman"/>
         <w:sz w:val="22"/>
         <w:szCs w:val="22"/>
       </w:rPr>
@@ -344,7 +344,7 @@
     </w:r>
     <w:r>
       <w:rPr>
-        <w:rFonts w:ascii="EB Garamond" w:hAnsi="EB Garamond" w:eastAsia="EB Garamond" w:cs="EB Garamond"/>
+        <w:rFonts w:ascii="Times New Roman" w:hAnsi="Times New Roman" w:eastAsia="Times New Roman" w:cs="Times New Roman"/>
         <w:sz w:val="22"/>
         <w:szCs w:val="22"/>
       </w:rPr>
@@ -352,7 +352,7 @@
     </w:r>
     <w:r>
       <w:rPr>
-        <w:rFonts w:ascii="EB Garamond" w:hAnsi="EB Garamond" w:eastAsia="EB Garamond" w:cs="EB Garamond"/>
+        <w:rFonts w:ascii="Times New Roman" w:hAnsi="Times New Roman" w:eastAsia="Times New Roman" w:cs="Times New Roman"/>
         <w:sz w:val="22"/>
         <w:szCs w:val="22"/>
       </w:rPr>
@@ -360,7 +360,7 @@
     </w:r>
     <w:r>
       <w:rPr>
-        <w:rFonts w:ascii="EB Garamond" w:hAnsi="EB Garamond" w:eastAsia="EB Garamond" w:cs="EB Garamond"/>
+        <w:rFonts w:ascii="Times New Roman" w:hAnsi="Times New Roman" w:eastAsia="Times New Roman" w:cs="Times New Roman"/>
         <w:sz w:val="22"/>
         <w:szCs w:val="22"/>
       </w:rPr>
@@ -368,7 +368,7 @@
     </w:r>
     <w:r>
       <w:rPr>
-        <w:rFonts w:ascii="EB Garamond" w:hAnsi="EB Garamond" w:eastAsia="EB Garamond" w:cs="EB Garamond"/>
+        <w:rFonts w:ascii="Times New Roman" w:hAnsi="Times New Roman" w:eastAsia="Times New Roman" w:cs="Times New Roman"/>
         <w:sz w:val="22"/>
         <w:szCs w:val="22"/>
       </w:rPr>
@@ -537,7 +537,7 @@
   <w:docDefaults>
     <w:rPrDefault>
       <w:rPr>
-        <w:rFonts w:ascii="EB Garamond" w:hAnsi="EB Garamond" w:eastAsia="EB Garamond" w:cs="EB Garamond"/>
+        <w:rFonts w:ascii="Times New Roman" w:hAnsi="Times New Roman" w:eastAsia="Times New Roman" w:cs="Times New Roman"/>
         <w:sz w:val="26"/>
         <w:szCs w:val="26"/>
         <w:lang w:val="en-US" w:eastAsia="zh-CN" w:bidi="ar-SA"/>
@@ -557,7 +557,7 @@
       <w:spacing w:before="0" w:after="0" w:line="240" w:lineRule="auto"/>
     </w:pPr>
     <w:rPr>
-      <w:rFonts w:ascii="EB Garamond" w:hAnsi="EB Garamond" w:eastAsia="EB Garamond" w:cs="EB Garamond"/>
+      <w:rFonts w:ascii="Times New Roman" w:hAnsi="Times New Roman" w:eastAsia="Times New Roman" w:cs="Times New Roman"/>
       <w:sz w:val="26"/>
       <w:szCs w:val="26"/>
     </w:rPr>
@@ -736,7 +736,7 @@
       <w:outlineLvl w:val="0"/>
     </w:pPr>
     <w:rPr>
-      <w:rFonts w:ascii="EB Garamond" w:hAnsi="EB Garamond" w:eastAsia="EB Garamond" w:cs="EB Garamond"/>
+      <w:rFonts w:ascii="Times New Roman" w:hAnsi="Times New Roman" w:eastAsia="Times New Roman" w:cs="Times New Roman"/>
       <w:b/>
       <w:bCs/>
       <w:color w:val="000000"/>
@@ -759,7 +759,7 @@
       <w:outlineLvl w:val="1"/>
     </w:pPr>
     <w:rPr>
-      <w:rFonts w:ascii="EB Garamond" w:hAnsi="EB Garamond" w:eastAsia="EB Garamond" w:cs="EB Garamond"/>
+      <w:rFonts w:ascii="Times New Roman" w:hAnsi="Times New Roman" w:eastAsia="Times New Roman" w:cs="Times New Roman"/>
       <w:b/>
       <w:bCs/>
       <w:i/>
@@ -1066,7 +1066,7 @@
       <w:jc w:val="left"/>
     </w:pPr>
     <w:rPr>
-      <w:rFonts w:ascii="EB Garamond" w:hAnsi="EB Garamond" w:eastAsia="EB Garamond" w:cs="EB Garamond"/>
+      <w:rFonts w:ascii="Times New Roman" w:hAnsi="Times New Roman" w:eastAsia="Times New Roman" w:cs="Times New Roman"/>
       <w:sz w:val="26"/>
       <w:szCs w:val="26"/>
     </w:rPr>
@@ -1217,7 +1217,7 @@
       <w:ind w:firstLine="0"/>
     </w:pPr>
     <w:rPr>
-      <w:rFonts w:ascii="EB Garamond" w:hAnsi="EB Garamond" w:eastAsia="EB Garamond" w:cs="EB Garamond"/>
+      <w:rFonts w:ascii="Times New Roman" w:hAnsi="Times New Roman" w:eastAsia="Times New Roman" w:cs="Times New Roman"/>
       <w:sz w:val="22"/>
       <w:szCs w:val="22"/>
     </w:rPr>
@@ -1232,7 +1232,7 @@
       <w:jc w:val="center"/>
     </w:pPr>
     <w:rPr>
-      <w:rFonts w:ascii="EB Garamond" w:hAnsi="EB Garamond" w:eastAsia="EB Garamond" w:cs="EB Garamond"/>
+      <w:rFonts w:ascii="Times New Roman" w:hAnsi="Times New Roman" w:eastAsia="Times New Roman" w:cs="Times New Roman"/>
       <w:b/>
       <w:bCs/>
       <w:sz w:val="26"/>
@@ -1248,7 +1248,7 @@
       <w:jc w:val="left"/>
     </w:pPr>
     <w:rPr>
-      <w:rFonts w:ascii="EB Garamond" w:hAnsi="EB Garamond" w:eastAsia="EB Garamond" w:cs="EB Garamond"/>
+      <w:rFonts w:ascii="Times New Roman" w:hAnsi="Times New Roman" w:eastAsia="Times New Roman" w:cs="Times New Roman"/>
       <w:sz w:val="26"/>
       <w:szCs w:val="26"/>
     </w:rPr>
@@ -1262,7 +1262,7 @@
       <w:jc w:val="left"/>
     </w:pPr>
     <w:rPr>
-      <w:rFonts w:ascii="EB Garamond" w:hAnsi="EB Garamond" w:eastAsia="EB Garamond" w:cs="EB Garamond"/>
+      <w:rFonts w:ascii="Times New Roman" w:hAnsi="Times New Roman" w:eastAsia="Times New Roman" w:cs="Times New Roman"/>
       <w:sz w:val="26"/>
       <w:szCs w:val="26"/>
     </w:rPr>
@@ -1278,7 +1278,7 @@
       <w:jc w:val="center"/>
     </w:pPr>
     <w:rPr>
-      <w:rFonts w:ascii="EB Garamond" w:hAnsi="EB Garamond" w:eastAsia="EB Garamond" w:cs="EB Garamond"/>
+      <w:rFonts w:ascii="Times New Roman" w:hAnsi="Times New Roman" w:eastAsia="Times New Roman" w:cs="Times New Roman"/>
       <w:b/>
       <w:bCs/>
       <w:sz w:val="26"/>
@@ -1294,7 +1294,7 @@
       <w:ind w:firstLine="0"/>
     </w:pPr>
     <w:rPr>
-      <w:rFonts w:ascii="EB Garamond" w:hAnsi="EB Garamond" w:eastAsia="EB Garamond" w:cs="EB Garamond"/>
+      <w:rFonts w:ascii="Times New Roman" w:hAnsi="Times New Roman" w:eastAsia="Times New Roman" w:cs="Times New Roman"/>
     </w:rPr>
   </w:style>
   <w:style w:type="paragraph" w:customStyle="1" w:styleId="Lettered">
@@ -1306,7 +1306,7 @@
       <w:ind w:firstLine="720"/>
     </w:pPr>
     <w:rPr>
-      <w:rFonts w:ascii="EB Garamond" w:hAnsi="EB Garamond" w:eastAsia="EB Garamond" w:cs="EB Garamond"/>
+      <w:rFonts w:ascii="Times New Roman" w:hAnsi="Times New Roman" w:eastAsia="Times New Roman" w:cs="Times New Roman"/>
     </w:rPr>
   </w:style>
   <w:style w:type="paragraph" w:customStyle="1" w:styleId="Signature">
@@ -1320,7 +1320,7 @@
       <w:jc w:val="left"/>
     </w:pPr>
     <w:rPr>
-      <w:rFonts w:ascii="EB Garamond" w:hAnsi="EB Garamond" w:eastAsia="EB Garamond" w:cs="EB Garamond"/>
+      <w:rFonts w:ascii="Times New Roman" w:hAnsi="Times New Roman" w:eastAsia="Times New Roman" w:cs="Times New Roman"/>
       <w:sz w:val="26"/>
       <w:szCs w:val="26"/>
     </w:rPr>
@@ -1336,7 +1336,7 @@
       <w:jc w:val="left"/>
     </w:pPr>
     <w:rPr>
-      <w:rFonts w:ascii="EB Garamond" w:hAnsi="EB Garamond" w:eastAsia="EB Garamond" w:cs="EB Garamond"/>
+      <w:rFonts w:ascii="Times New Roman" w:hAnsi="Times New Roman" w:eastAsia="Times New Roman" w:cs="Times New Roman"/>
     </w:rPr>
   </w:style>
   <w:style w:type="paragraph" w:customStyle="1" w:styleId="SignatureSmall">
@@ -1350,7 +1350,7 @@
       <w:jc w:val="left"/>
     </w:pPr>
     <w:rPr>
-      <w:rFonts w:ascii="EB Garamond" w:hAnsi="EB Garamond" w:eastAsia="EB Garamond" w:cs="EB Garamond"/>
+      <w:rFonts w:ascii="Times New Roman" w:hAnsi="Times New Roman" w:eastAsia="Times New Roman" w:cs="Times New Roman"/>
       <w:sz w:val="22"/>
       <w:szCs w:val="22"/>
     </w:rPr>
@@ -1366,7 +1366,7 @@
       <w:jc w:val="left"/>
     </w:pPr>
     <w:rPr>
-      <w:rFonts w:ascii="EB Garamond" w:hAnsi="EB Garamond" w:eastAsia="EB Garamond" w:cs="EB Garamond"/>
+      <w:rFonts w:ascii="Times New Roman" w:hAnsi="Times New Roman" w:eastAsia="Times New Roman" w:cs="Times New Roman"/>
       <w:i/>
       <w:iCs/>
       <w:sz w:val="22"/>
@@ -1384,7 +1384,7 @@
       <w:jc w:val="center"/>
     </w:pPr>
     <w:rPr>
-      <w:rFonts w:ascii="EB Garamond" w:hAnsi="EB Garamond" w:eastAsia="EB Garamond" w:cs="EB Garamond"/>
+      <w:rFonts w:ascii="Times New Roman" w:hAnsi="Times New Roman" w:eastAsia="Times New Roman" w:cs="Times New Roman"/>
       <w:b/>
       <w:bCs/>
       <w:sz w:val="26"/>
@@ -1400,7 +1400,7 @@
       <w:jc w:val="left"/>
     </w:pPr>
     <w:rPr>
-      <w:rFonts w:ascii="EB Garamond" w:hAnsi="EB Garamond" w:eastAsia="EB Garamond" w:cs="EB Garamond"/>
+      <w:rFonts w:ascii="Times New Roman" w:hAnsi="Times New Roman" w:eastAsia="Times New Roman" w:cs="Times New Roman"/>
       <w:sz w:val="26"/>
       <w:szCs w:val="26"/>
     </w:rPr>
